--- a/public/resumes/Roys_Resume.docx
+++ b/public/resumes/Roys_Resume.docx
@@ -1,6 +1,6 @@
 
 <file path=word/document.xml><?xml version="1.0" encoding="utf-8"?>
-<w:document xmlns:wpc="http://schemas.microsoft.com/office/word/2010/wordprocessingCanvas" xmlns:cx="http://schemas.microsoft.com/office/drawing/2014/chartex" xmlns:cx1="http://schemas.microsoft.com/office/drawing/2015/9/8/chartex" xmlns:cx2="http://schemas.microsoft.com/office/drawing/2015/10/21/chartex" xmlns:cx3="http://schemas.microsoft.com/office/drawing/2016/5/9/chartex" xmlns:cx4="http://schemas.microsoft.com/office/drawing/2016/5/10/chartex" xmlns:cx5="http://schemas.microsoft.com/office/drawing/2016/5/11/chartex" xmlns:cx6="http://schemas.microsoft.com/office/drawing/2016/5/12/chartex" xmlns:cx7="http://schemas.microsoft.com/office/drawing/2016/5/13/chartex" xmlns:cx8="http://schemas.microsoft.com/office/drawing/2016/5/14/chartex" xmlns:mc="http://schemas.openxmlformats.org/markup-compatibility/2006" xmlns:aink="http://schemas.microsoft.com/office/drawing/2016/ink" xmlns:am3d="http://schemas.microsoft.com/office/drawing/2017/model3d" xmlns:o="urn:schemas-microsoft-com:office:office" xmlns:oel="http://schemas.microsoft.com/office/2019/extlst" xmlns:r="http://schemas.openxmlformats.org/officeDocument/2006/relationships" xmlns:m="http://schemas.openxmlformats.org/officeDocument/2006/math" xmlns:v="urn:schemas-microsoft-com:vml" xmlns:wp14="http://schemas.microsoft.com/office/word/2010/wordprocessingDrawing" xmlns:wp="http://schemas.openxmlformats.org/drawingml/2006/wordprocessingDrawing" xmlns:w10="urn:schemas-microsoft-com:office:word" xmlns:w="http://schemas.openxmlformats.org/wordprocessingml/2006/main" xmlns:w14="http://schemas.microsoft.com/office/word/2010/wordml" xmlns:w15="http://schemas.microsoft.com/office/word/2012/wordml" xmlns:w16cex="http://schemas.microsoft.com/office/word/2018/wordml/cex" xmlns:w16cid="http://schemas.microsoft.com/office/word/2016/wordml/cid" xmlns:w16="http://schemas.microsoft.com/office/word/2018/wordml" xmlns:w16du="http://schemas.microsoft.com/office/word/2023/wordml/word16du" xmlns:w16sdtdh="http://schemas.microsoft.com/office/word/2020/wordml/sdtdatahash" xmlns:w16sdtfl="http://schemas.microsoft.com/office/word/2024/wordml/sdtformatlock" xmlns:w16se="http://schemas.microsoft.com/office/word/2015/wordml/symex" xmlns:wpg="http://schemas.microsoft.com/office/word/2010/wordprocessingGroup" xmlns:wpi="http://schemas.microsoft.com/office/word/2010/wordprocessingInk" xmlns:wne="http://schemas.microsoft.com/office/word/2006/wordml" xmlns:wps="http://schemas.microsoft.com/office/word/2010/wordprocessingShape" mc:Ignorable="w14 w15 w16se w16cid w16 w16cex w16sdtdh w16sdtfl w16du wp14">
+<w:document xmlns:wpc="http://schemas.microsoft.com/office/word/2010/wordprocessingCanvas" xmlns:cx="http://schemas.microsoft.com/office/drawing/2014/chartex" xmlns:cx1="http://schemas.microsoft.com/office/drawing/2015/9/8/chartex" xmlns:cx2="http://schemas.microsoft.com/office/drawing/2015/10/21/chartex" xmlns:cx3="http://schemas.microsoft.com/office/drawing/2016/5/9/chartex" xmlns:cx4="http://schemas.microsoft.com/office/drawing/2016/5/10/chartex" xmlns:cx5="http://schemas.microsoft.com/office/drawing/2016/5/11/chartex" xmlns:cx6="http://schemas.microsoft.com/office/drawing/2016/5/12/chartex" xmlns:cx7="http://schemas.microsoft.com/office/drawing/2016/5/13/chartex" xmlns:cx8="http://schemas.microsoft.com/office/drawing/2016/5/14/chartex" xmlns:mc="http://schemas.openxmlformats.org/markup-compatibility/2006" xmlns:aink="http://schemas.microsoft.com/office/drawing/2016/ink" xmlns:am3d="http://schemas.microsoft.com/office/drawing/2017/model3d" xmlns:o="urn:schemas-microsoft-com:office:office" xmlns:oel="http://schemas.microsoft.com/office/2019/extlst" xmlns:r="http://schemas.openxmlformats.org/officeDocument/2006/relationships" xmlns:m="http://schemas.openxmlformats.org/officeDocument/2006/math" xmlns:v="urn:schemas-microsoft-com:vml" xmlns:wp14="http://schemas.microsoft.com/office/word/2010/wordprocessingDrawing" xmlns:wp="http://schemas.openxmlformats.org/drawingml/2006/wordprocessingDrawing" xmlns:w10="urn:schemas-microsoft-com:office:word" xmlns:w="http://schemas.openxmlformats.org/wordprocessingml/2006/main" xmlns:w14="http://schemas.microsoft.com/office/word/2010/wordml" xmlns:w15="http://schemas.microsoft.com/office/word/2012/wordml" xmlns:w16cei="http://schemas.microsoft.com/office/word/2026/wordml/cei" xmlns:w16cex="http://schemas.microsoft.com/office/word/2018/wordml/cex" xmlns:w16cid="http://schemas.microsoft.com/office/word/2016/wordml/cid" xmlns:w16="http://schemas.microsoft.com/office/word/2018/wordml" xmlns:w16du="http://schemas.microsoft.com/office/word/2023/wordml/word16du" xmlns:w16sdtdh="http://schemas.microsoft.com/office/word/2020/wordml/sdtdatahash" xmlns:w16sdtfl="http://schemas.microsoft.com/office/word/2024/wordml/sdtformatlock" xmlns:w16se="http://schemas.microsoft.com/office/word/2015/wordml/symex" xmlns:wpg="http://schemas.microsoft.com/office/word/2010/wordprocessingGroup" xmlns:wpi="http://schemas.microsoft.com/office/word/2010/wordprocessingInk" xmlns:wne="http://schemas.microsoft.com/office/word/2006/wordml" xmlns:wps="http://schemas.microsoft.com/office/word/2010/wordprocessingShape" mc:Ignorable="w14 w15 w16se w16cid w16 w16cex w16sdtdh w16sdtfl w16du wp14">
   <w:body>
     <w:p>
       <w:pPr>
@@ -29,19 +29,7 @@
         <w:rPr>
           <w:rFonts w:ascii="Calibri" w:hAnsi="Calibri"/>
         </w:rPr>
-        <w:t xml:space="preserve">Product Designer | UX </w:t>
-      </w:r>
-      <w:r>
-        <w:rPr>
-          <w:rFonts w:ascii="Calibri" w:hAnsi="Calibri"/>
-        </w:rPr>
-        <w:t xml:space="preserve">Designer </w:t>
-      </w:r>
-      <w:r>
-        <w:rPr>
-          <w:rFonts w:ascii="Calibri" w:hAnsi="Calibri"/>
-        </w:rPr>
-        <w:t>| Frontend Developer</w:t>
+        <w:t>Product Designer | Frontend Developer | AI-Integrated Product Design</w:t>
       </w:r>
     </w:p>
     <w:p>
@@ -98,7 +86,7 @@
     </w:p>
     <w:p>
       <w:pPr>
-        <w:spacing w:line="240" w:lineRule="auto"/>
+        <w:spacing w:after="0" w:line="240" w:lineRule="auto"/>
         <w:rPr>
           <w:rFonts w:ascii="Calibri" w:hAnsi="Calibri"/>
         </w:rPr>
@@ -127,7 +115,7 @@
     </w:p>
     <w:p>
       <w:pPr>
-        <w:spacing w:line="240" w:lineRule="auto"/>
+        <w:spacing w:after="0" w:line="240" w:lineRule="auto"/>
         <w:rPr>
           <w:rFonts w:ascii="Calibri" w:hAnsi="Calibri"/>
         </w:rPr>
@@ -151,6 +139,19 @@
         <w:rPr>
           <w:rFonts w:ascii="Calibri" w:hAnsi="Calibri"/>
         </w:rPr>
+        <w:t>• Built an AI-driven claims validation platform automating rule derivation and claim adjudication</w:t>
+      </w:r>
+    </w:p>
+    <w:p>
+      <w:pPr>
+        <w:rPr>
+          <w:rFonts w:ascii="Calibri" w:hAnsi="Calibri"/>
+        </w:rPr>
+      </w:pPr>
+      <w:r>
+        <w:rPr>
+          <w:rFonts w:ascii="Calibri" w:hAnsi="Calibri"/>
+        </w:rPr>
         <w:t>• Reduced design-to-development cycle time by ~40% using AI-assisted workflows</w:t>
       </w:r>
     </w:p>
@@ -195,7 +196,7 @@
     </w:p>
     <w:p>
       <w:pPr>
-        <w:spacing w:line="240" w:lineRule="auto"/>
+        <w:spacing w:after="0" w:line="240" w:lineRule="auto"/>
         <w:rPr>
           <w:rFonts w:ascii="Calibri" w:hAnsi="Calibri"/>
         </w:rPr>
@@ -277,6 +278,41 @@
           <w:b/>
           <w:bCs/>
         </w:rPr>
+        <w:t xml:space="preserve">AI &amp; Backend: </w:t>
+      </w:r>
+      <w:r>
+        <w:rPr>
+          <w:rFonts w:ascii="Calibri" w:hAnsi="Calibri"/>
+        </w:rPr>
+        <w:t xml:space="preserve">Python, </w:t>
+      </w:r>
+      <w:proofErr w:type="spellStart"/>
+      <w:r>
+        <w:rPr>
+          <w:rFonts w:ascii="Calibri" w:hAnsi="Calibri"/>
+        </w:rPr>
+        <w:t>FastAPI</w:t>
+      </w:r>
+      <w:proofErr w:type="spellEnd"/>
+      <w:r>
+        <w:rPr>
+          <w:rFonts w:ascii="Calibri" w:hAnsi="Calibri"/>
+        </w:rPr>
+        <w:t xml:space="preserve">, LLM Pipelines, Prompt Engineering, Elasticsearch, OpenAI API  </w:t>
+      </w:r>
+    </w:p>
+    <w:p>
+      <w:pPr>
+        <w:rPr>
+          <w:rFonts w:ascii="Calibri" w:hAnsi="Calibri"/>
+        </w:rPr>
+      </w:pPr>
+      <w:r>
+        <w:rPr>
+          <w:rFonts w:ascii="Calibri" w:hAnsi="Calibri"/>
+          <w:b/>
+          <w:bCs/>
+        </w:rPr>
         <w:t xml:space="preserve">Tools: </w:t>
       </w:r>
       <w:r>
@@ -309,7 +345,7 @@
     </w:p>
     <w:p>
       <w:pPr>
-        <w:spacing w:line="240" w:lineRule="auto"/>
+        <w:spacing w:after="0" w:line="240" w:lineRule="auto"/>
         <w:rPr>
           <w:rFonts w:ascii="Calibri" w:hAnsi="Calibri"/>
         </w:rPr>
@@ -349,6 +385,205 @@
           <w:b/>
           <w:bCs/>
         </w:rPr>
+        <w:t>Product: Healthcare Claims Validation Platform</w:t>
+      </w:r>
+    </w:p>
+    <w:p>
+      <w:pPr>
+        <w:spacing w:line="240" w:lineRule="auto"/>
+        <w:rPr>
+          <w:rFonts w:ascii="Calibri" w:hAnsi="Calibri"/>
+        </w:rPr>
+      </w:pPr>
+      <w:r>
+        <w:rPr>
+          <w:rFonts w:ascii="Calibri" w:hAnsi="Calibri"/>
+        </w:rPr>
+        <w:t>Role – Specialist I – Product Design / Full-Stack Development (</w:t>
+      </w:r>
+      <w:r>
+        <w:rPr>
+          <w:rFonts w:ascii="Calibri" w:hAnsi="Calibri"/>
+        </w:rPr>
+        <w:t>May</w:t>
+      </w:r>
+      <w:r>
+        <w:rPr>
+          <w:rFonts w:ascii="Calibri" w:hAnsi="Calibri"/>
+        </w:rPr>
+        <w:t xml:space="preserve"> 2026 – Present)</w:t>
+      </w:r>
+      <w:r>
+        <w:rPr>
+          <w:rFonts w:ascii="Calibri" w:hAnsi="Calibri"/>
+          <w:b/>
+          <w:bCs/>
+        </w:rPr>
+        <w:br/>
+      </w:r>
+    </w:p>
+    <w:p>
+      <w:pPr>
+        <w:rPr>
+          <w:rFonts w:ascii="Calibri" w:hAnsi="Calibri"/>
+        </w:rPr>
+      </w:pPr>
+      <w:r>
+        <w:rPr>
+          <w:rFonts w:ascii="Calibri" w:hAnsi="Calibri"/>
+        </w:rPr>
+        <w:t xml:space="preserve">• </w:t>
+      </w:r>
+      <w:r>
+        <w:rPr>
+          <w:rFonts w:ascii="Calibri" w:hAnsi="Calibri"/>
+        </w:rPr>
+        <w:t>Built an AI claims validation platform to automate healthcare benefit adjudication.</w:t>
+      </w:r>
+    </w:p>
+    <w:p>
+      <w:pPr>
+        <w:rPr>
+          <w:rFonts w:ascii="Calibri" w:hAnsi="Calibri"/>
+        </w:rPr>
+      </w:pPr>
+      <w:r>
+        <w:rPr>
+          <w:rFonts w:ascii="Calibri" w:hAnsi="Calibri"/>
+        </w:rPr>
+        <w:t xml:space="preserve">• </w:t>
+      </w:r>
+      <w:r>
+        <w:rPr>
+          <w:rFonts w:ascii="Calibri" w:hAnsi="Calibri"/>
+        </w:rPr>
+        <w:t>Architected a hybrid validation combining a two-stage LLM pipeline with a Python rule engine.</w:t>
+      </w:r>
+    </w:p>
+    <w:p>
+      <w:pPr>
+        <w:rPr>
+          <w:rFonts w:ascii="Calibri" w:hAnsi="Calibri"/>
+        </w:rPr>
+      </w:pPr>
+      <w:r>
+        <w:rPr>
+          <w:rFonts w:ascii="Calibri" w:hAnsi="Calibri"/>
+        </w:rPr>
+        <w:t xml:space="preserve">• </w:t>
+      </w:r>
+      <w:r>
+        <w:rPr>
+          <w:rFonts w:ascii="Calibri" w:hAnsi="Calibri"/>
+        </w:rPr>
+        <w:t>Created rule lifecycle management and human-in-the-loop workflows for expert review.</w:t>
+      </w:r>
+    </w:p>
+    <w:p>
+      <w:pPr>
+        <w:rPr>
+          <w:rFonts w:ascii="Calibri" w:hAnsi="Calibri"/>
+        </w:rPr>
+      </w:pPr>
+      <w:r>
+        <w:rPr>
+          <w:rFonts w:ascii="Calibri" w:hAnsi="Calibri"/>
+        </w:rPr>
+        <w:t xml:space="preserve">• </w:t>
+      </w:r>
+      <w:r>
+        <w:rPr>
+          <w:rFonts w:ascii="Calibri" w:hAnsi="Calibri"/>
+        </w:rPr>
+        <w:t>Built semantic retrieval mapping benefits to claim codes via Elasticsearch hybrid search.</w:t>
+      </w:r>
+    </w:p>
+    <w:p>
+      <w:pPr>
+        <w:rPr>
+          <w:rFonts w:ascii="Calibri" w:hAnsi="Calibri"/>
+        </w:rPr>
+      </w:pPr>
+      <w:r>
+        <w:rPr>
+          <w:rFonts w:ascii="Calibri" w:hAnsi="Calibri"/>
+        </w:rPr>
+        <w:lastRenderedPageBreak/>
+        <w:t xml:space="preserve">• </w:t>
+      </w:r>
+      <w:r>
+        <w:rPr>
+          <w:rFonts w:ascii="Calibri" w:hAnsi="Calibri"/>
+        </w:rPr>
+        <w:t xml:space="preserve">Developed the full-stack application from scratch using </w:t>
+      </w:r>
+      <w:proofErr w:type="spellStart"/>
+      <w:r>
+        <w:rPr>
+          <w:rFonts w:ascii="Calibri" w:hAnsi="Calibri"/>
+        </w:rPr>
+        <w:t>FastAPI</w:t>
+      </w:r>
+      <w:proofErr w:type="spellEnd"/>
+      <w:r>
+        <w:rPr>
+          <w:rFonts w:ascii="Calibri" w:hAnsi="Calibri"/>
+        </w:rPr>
+        <w:t xml:space="preserve"> and React/TypeScript.</w:t>
+      </w:r>
+    </w:p>
+    <w:p>
+      <w:pPr>
+        <w:rPr>
+          <w:rFonts w:ascii="Calibri" w:hAnsi="Calibri"/>
+          <w:b/>
+          <w:bCs/>
+        </w:rPr>
+      </w:pPr>
+      <w:r>
+        <w:rPr>
+          <w:rFonts w:ascii="Calibri" w:hAnsi="Calibri"/>
+        </w:rPr>
+        <w:t xml:space="preserve">• </w:t>
+      </w:r>
+      <w:r>
+        <w:rPr>
+          <w:rFonts w:ascii="Calibri" w:hAnsi="Calibri"/>
+        </w:rPr>
+        <w:t xml:space="preserve">Stack: </w:t>
+      </w:r>
+      <w:proofErr w:type="spellStart"/>
+      <w:r>
+        <w:rPr>
+          <w:rFonts w:ascii="Calibri" w:hAnsi="Calibri"/>
+        </w:rPr>
+        <w:t>FastAPI</w:t>
+      </w:r>
+      <w:proofErr w:type="spellEnd"/>
+      <w:r>
+        <w:rPr>
+          <w:rFonts w:ascii="Calibri" w:hAnsi="Calibri"/>
+        </w:rPr>
+        <w:t>, React/TypeScript, Elasticsearch, Vector Embeddings, Python, OpenAI.</w:t>
+      </w:r>
+      <w:r>
+        <w:rPr>
+          <w:rFonts w:ascii="Calibri" w:hAnsi="Calibri"/>
+        </w:rPr>
+        <w:br/>
+      </w:r>
+      <w:r>
+        <w:rPr>
+          <w:rFonts w:ascii="Calibri" w:hAnsi="Calibri"/>
+        </w:rPr>
+        <w:br/>
+      </w:r>
+      <w:r>
+        <w:rPr>
+          <w:rFonts w:ascii="Calibri" w:hAnsi="Calibri"/>
+          <w:b/>
+          <w:bCs/>
+        </w:rPr>
         <w:t xml:space="preserve">Product: </w:t>
       </w:r>
       <w:r>
@@ -502,19 +737,28 @@
     </w:p>
     <w:p>
       <w:pPr>
+        <w:spacing w:line="240" w:lineRule="auto"/>
         <w:rPr>
           <w:rFonts w:ascii="Calibri" w:hAnsi="Calibri"/>
           <w:b/>
           <w:bCs/>
         </w:rPr>
       </w:pPr>
-      <w:r>
+    </w:p>
+    <w:p>
+      <w:pPr>
         <w:rPr>
           <w:rFonts w:ascii="Calibri" w:hAnsi="Calibri"/>
           <w:b/>
           <w:bCs/>
         </w:rPr>
-        <w:lastRenderedPageBreak/>
+      </w:pPr>
+      <w:r>
+        <w:rPr>
+          <w:rFonts w:ascii="Calibri" w:hAnsi="Calibri"/>
+          <w:b/>
+          <w:bCs/>
+        </w:rPr>
         <w:t>Product: Xtract Web</w:t>
       </w:r>
     </w:p>
@@ -583,6 +827,7 @@
     </w:p>
     <w:p>
       <w:pPr>
+        <w:spacing w:line="240" w:lineRule="auto"/>
         <w:rPr>
           <w:rFonts w:ascii="Calibri" w:hAnsi="Calibri"/>
         </w:rPr>
@@ -743,6 +988,7 @@
     </w:p>
     <w:p>
       <w:pPr>
+        <w:spacing w:line="240" w:lineRule="auto"/>
         <w:rPr>
           <w:rFonts w:ascii="Calibri" w:hAnsi="Calibri"/>
         </w:rPr>
@@ -807,8 +1053,36 @@
         <w:spacing w:line="360" w:lineRule="auto"/>
       </w:pPr>
       <w:r>
+        <w:lastRenderedPageBreak/>
         <w:br/>
         <w:t>CERTIFICATIONS</w:t>
+      </w:r>
+    </w:p>
+    <w:p>
+      <w:pPr>
+        <w:rPr>
+          <w:rFonts w:ascii="Calibri" w:hAnsi="Calibri"/>
+        </w:rPr>
+      </w:pPr>
+      <w:r>
+        <w:rPr>
+          <w:rFonts w:ascii="Calibri" w:hAnsi="Calibri"/>
+        </w:rPr>
+        <w:t xml:space="preserve">• </w:t>
+      </w:r>
+      <w:r>
+        <w:rPr>
+          <w:rFonts w:ascii="Calibri" w:hAnsi="Calibri"/>
+          <w:b/>
+          <w:bCs/>
+        </w:rPr>
+        <w:t xml:space="preserve">Claude Certified Developer </w:t>
+      </w:r>
+      <w:r>
+        <w:rPr>
+          <w:rFonts w:ascii="Calibri" w:hAnsi="Calibri"/>
+        </w:rPr>
+        <w:t>(Anthropic) 2026</w:t>
       </w:r>
     </w:p>
     <w:p>
@@ -1024,7 +1298,7 @@
 </file>
 
 <file path=word/numbering.xml><?xml version="1.0" encoding="utf-8"?>
-<w:numbering xmlns:wpc="http://schemas.microsoft.com/office/word/2010/wordprocessingCanvas" xmlns:cx="http://schemas.microsoft.com/office/drawing/2014/chartex" xmlns:cx1="http://schemas.microsoft.com/office/drawing/2015/9/8/chartex" xmlns:cx2="http://schemas.microsoft.com/office/drawing/2015/10/21/chartex" xmlns:cx3="http://schemas.microsoft.com/office/drawing/2016/5/9/chartex" xmlns:cx4="http://schemas.microsoft.com/office/drawing/2016/5/10/chartex" xmlns:cx5="http://schemas.microsoft.com/office/drawing/2016/5/11/chartex" xmlns:cx6="http://schemas.microsoft.com/office/drawing/2016/5/12/chartex" xmlns:cx7="http://schemas.microsoft.com/office/drawing/2016/5/13/chartex" xmlns:cx8="http://schemas.microsoft.com/office/drawing/2016/5/14/chartex" xmlns:mc="http://schemas.openxmlformats.org/markup-compatibility/2006" xmlns:aink="http://schemas.microsoft.com/office/drawing/2016/ink" xmlns:am3d="http://schemas.microsoft.com/office/drawing/2017/model3d" xmlns:o="urn:schemas-microsoft-com:office:office" xmlns:oel="http://schemas.microsoft.com/office/2019/extlst" xmlns:r="http://schemas.openxmlformats.org/officeDocument/2006/relationships" xmlns:m="http://schemas.openxmlformats.org/officeDocument/2006/math" xmlns:v="urn:schemas-microsoft-com:vml" xmlns:wp14="http://schemas.microsoft.com/office/word/2010/wordprocessingDrawing" xmlns:wp="http://schemas.openxmlformats.org/drawingml/2006/wordprocessingDrawing" xmlns:w10="urn:schemas-microsoft-com:office:word" xmlns:w="http://schemas.openxmlformats.org/wordprocessingml/2006/main" xmlns:w14="http://schemas.microsoft.com/office/word/2010/wordml" xmlns:w15="http://schemas.microsoft.com/office/word/2012/wordml" xmlns:w16cex="http://schemas.microsoft.com/office/word/2018/wordml/cex" xmlns:w16cid="http://schemas.microsoft.com/office/word/2016/wordml/cid" xmlns:w16="http://schemas.microsoft.com/office/word/2018/wordml" xmlns:w16du="http://schemas.microsoft.com/office/word/2023/wordml/word16du" xmlns:w16sdtdh="http://schemas.microsoft.com/office/word/2020/wordml/sdtdatahash" xmlns:w16sdtfl="http://schemas.microsoft.com/office/word/2024/wordml/sdtformatlock" xmlns:w16se="http://schemas.microsoft.com/office/word/2015/wordml/symex" xmlns:wpg="http://schemas.microsoft.com/office/word/2010/wordprocessingGroup" xmlns:wpi="http://schemas.microsoft.com/office/word/2010/wordprocessingInk" xmlns:wne="http://schemas.microsoft.com/office/word/2006/wordml" xmlns:wps="http://schemas.microsoft.com/office/word/2010/wordprocessingShape" mc:Ignorable="w14 w15 w16se w16cid w16 w16cex w16sdtdh w16sdtfl w16du wp14">
+<w:numbering xmlns:wpc="http://schemas.microsoft.com/office/word/2010/wordprocessingCanvas" xmlns:cx="http://schemas.microsoft.com/office/drawing/2014/chartex" xmlns:cx1="http://schemas.microsoft.com/office/drawing/2015/9/8/chartex" xmlns:cx2="http://schemas.microsoft.com/office/drawing/2015/10/21/chartex" xmlns:cx3="http://schemas.microsoft.com/office/drawing/2016/5/9/chartex" xmlns:cx4="http://schemas.microsoft.com/office/drawing/2016/5/10/chartex" xmlns:cx5="http://schemas.microsoft.com/office/drawing/2016/5/11/chartex" xmlns:cx6="http://schemas.microsoft.com/office/drawing/2016/5/12/chartex" xmlns:cx7="http://schemas.microsoft.com/office/drawing/2016/5/13/chartex" xmlns:cx8="http://schemas.microsoft.com/office/drawing/2016/5/14/chartex" xmlns:mc="http://schemas.openxmlformats.org/markup-compatibility/2006" xmlns:aink="http://schemas.microsoft.com/office/drawing/2016/ink" xmlns:am3d="http://schemas.microsoft.com/office/drawing/2017/model3d" xmlns:o="urn:schemas-microsoft-com:office:office" xmlns:oel="http://schemas.microsoft.com/office/2019/extlst" xmlns:r="http://schemas.openxmlformats.org/officeDocument/2006/relationships" xmlns:m="http://schemas.openxmlformats.org/officeDocument/2006/math" xmlns:v="urn:schemas-microsoft-com:vml" xmlns:wp14="http://schemas.microsoft.com/office/word/2010/wordprocessingDrawing" xmlns:wp="http://schemas.openxmlformats.org/drawingml/2006/wordprocessingDrawing" xmlns:w10="urn:schemas-microsoft-com:office:word" xmlns:w="http://schemas.openxmlformats.org/wordprocessingml/2006/main" xmlns:w14="http://schemas.microsoft.com/office/word/2010/wordml" xmlns:w15="http://schemas.microsoft.com/office/word/2012/wordml" xmlns:w16cei="http://schemas.microsoft.com/office/word/2026/wordml/cei" xmlns:w16cex="http://schemas.microsoft.com/office/word/2018/wordml/cex" xmlns:w16cid="http://schemas.microsoft.com/office/word/2016/wordml/cid" xmlns:w16="http://schemas.microsoft.com/office/word/2018/wordml" xmlns:w16du="http://schemas.microsoft.com/office/word/2023/wordml/word16du" xmlns:w16sdtdh="http://schemas.microsoft.com/office/word/2020/wordml/sdtdatahash" xmlns:w16sdtfl="http://schemas.microsoft.com/office/word/2024/wordml/sdtformatlock" xmlns:w16se="http://schemas.microsoft.com/office/word/2015/wordml/symex" xmlns:wpg="http://schemas.microsoft.com/office/word/2010/wordprocessingGroup" xmlns:wpi="http://schemas.microsoft.com/office/word/2010/wordprocessingInk" xmlns:wne="http://schemas.microsoft.com/office/word/2006/wordml" xmlns:wps="http://schemas.microsoft.com/office/word/2010/wordprocessingShape" mc:Ignorable="w14 w15 w16se w16cid w16 w16cex w16sdtdh w16sdtfl w16du wp14">
   <w:abstractNum w:abstractNumId="0" w15:restartNumberingAfterBreak="0">
     <w:nsid w:val="1A1310A1"/>
     <w:multiLevelType w:val="multilevel"/>
